--- a/experiments/exp1-histogram/report/实验一-数字图像读取及色彩亮度对比度变化.docx
+++ b/experiments/exp1-histogram/report/实验一-数字图像读取及色彩亮度对比度变化.docx
@@ -34,6 +34,51 @@
           <w:sz w:val="44"/>
         </w:rPr>
         <w:t>实验一  数字图像读取及色彩、亮度、对比度变化</w:t>
+      </w:r>
+    </w:p>
+    <w:p>
+      <w:pPr>
+        <w:spacing w:before="0" w:after="120" w:line="360" w:lineRule="auto"/>
+        <w:jc w:val="both"/>
+      </w:pPr>
+      <w:r>
+        <w:rPr>
+          <w:rFonts w:ascii="Times New Roman" w:hAnsi="Times New Roman" w:eastAsia="宋体"/>
+          <w:b/>
+          <w:color w:val="000000"/>
+          <w:sz w:val="28"/>
+        </w:rPr>
+        <w:t xml:space="preserve">实验展示链接（在线可交互演示）</w:t>
+      </w:r>
+    </w:p>
+    <w:p>
+      <w:pPr>
+        <w:spacing w:before="0" w:after="120" w:line="360" w:lineRule="auto"/>
+        <w:jc w:val="both"/>
+      </w:pPr>
+      <w:r>
+        <w:rPr>
+          <w:rFonts w:ascii="Times New Roman" w:hAnsi="Times New Roman" w:eastAsia="宋体"/>
+          <w:b w:val="0"/>
+          <w:color w:val="0563C1"/>
+          <w:sz w:val="24"/>
+        </w:rPr>
+        <w:t xml:space="preserve">https://gutsyang-diplab.streamlit.app</w:t>
+      </w:r>
+    </w:p>
+    <w:p>
+      <w:pPr>
+        <w:spacing w:before="0" w:after="120" w:line="360" w:lineRule="auto"/>
+        <w:jc w:val="both"/>
+      </w:pPr>
+      <w:r>
+        <w:rPr>
+          <w:rFonts w:ascii="Times New Roman" w:hAnsi="Times New Roman" w:eastAsia="宋体"/>
+          <w:b w:val="0"/>
+          <w:color w:val="000000"/>
+          <w:sz w:val="21"/>
+        </w:rPr>
+        <w:t xml:space="preserve">本报告的全部实验结果均可在上述在线平台中交互查看，支持自行上传图像并实时调节参数。</w:t>
       </w:r>
     </w:p>
     <w:p/>
@@ -818,6 +863,69 @@
         <w:t>直方图均衡化适用于整体偏暗或偏亮、灰度集中的图像，能有效提升全局对比度；直方图规定化则可在需要把图像的色调统一到某一标准时使用。二者都是基于灰度映射的点运算，不改变像素的空间位置关系。</w:t>
       </w:r>
     </w:p>
+    <w:p>
+      <w:pPr>
+        <w:spacing w:before="0" w:after="120" w:line="360" w:lineRule="auto"/>
+        <w:jc w:val="both"/>
+      </w:pPr>
+      <w:r>
+        <w:rPr>
+          <w:rFonts w:ascii="Times New Roman" w:hAnsi="Times New Roman" w:eastAsia="宋体"/>
+          <w:b/>
+          <w:color w:val="000000"/>
+          <w:sz w:val="28"/>
+        </w:rPr>
+        <w:t xml:space="preserve">3. 实验思考与反思</w:t>
+      </w:r>
+    </w:p>
+    <w:p>
+      <w:pPr>
+        <w:spacing w:before="0" w:after="120" w:line="360" w:lineRule="auto"/>
+        <w:ind w:firstLine="480"/>
+        <w:jc w:val="both"/>
+      </w:pPr>
+      <w:r>
+        <w:rPr>
+          <w:rFonts w:ascii="Times New Roman" w:hAnsi="Times New Roman" w:eastAsia="宋体"/>
+          <w:b w:val="0"/>
+          <w:color w:val="000000"/>
+          <w:sz w:val="24"/>
+        </w:rPr>
+        <w:t xml:space="preserve">均衡化并不是万能的。我一开始以为它总能“让图变清楚”，但把 lena、cameraman 换着跑了几轮后发现，对于本来灰度就很分散的图，均衡化之后背景噪声也被一起拉大了，看上去反而更脏。这才理解它的前提是“灰度集中”，本质上是在重新分配动态范围，而不是真的增加信息。</w:t>
+      </w:r>
+    </w:p>
+    <w:p>
+      <w:pPr>
+        <w:spacing w:before="0" w:after="120" w:line="360" w:lineRule="auto"/>
+        <w:ind w:firstLine="480"/>
+        <w:jc w:val="both"/>
+      </w:pPr>
+      <w:r>
+        <w:rPr>
+          <w:rFonts w:ascii="Times New Roman" w:hAnsi="Times New Roman" w:eastAsia="宋体"/>
+          <w:b w:val="0"/>
+          <w:color w:val="000000"/>
+          <w:sz w:val="24"/>
+        </w:rPr>
+        <w:t xml:space="preserve">规定化那部分我卡了一下。最开始我直接拿均衡化结果当参考图，跑出来和均衡化几乎一样，还以为是映射写错了。后来才反应过来：参考图必须是一幅独立的、具有目标分布的图，拿自己的结果当参考当然没有意义。改成自己构造的偏亮参考图之后，直方图形状才明显跟着参考走。</w:t>
+      </w:r>
+    </w:p>
+    <w:p>
+      <w:pPr>
+        <w:spacing w:before="0" w:after="120" w:line="360" w:lineRule="auto"/>
+        <w:ind w:firstLine="480"/>
+        <w:jc w:val="both"/>
+      </w:pPr>
+      <w:r>
+        <w:rPr>
+          <w:rFonts w:ascii="Times New Roman" w:hAnsi="Times New Roman" w:eastAsia="宋体"/>
+          <w:b w:val="0"/>
+          <w:color w:val="000000"/>
+          <w:sz w:val="24"/>
+        </w:rPr>
+        <w:t xml:space="preserve">另外一点体会是，评价不能只看图。这次我特意把直方图也画出来对比，才确认均衡化后确实铺满了 0~255、规定化确实贴合了参考分布——光凭肉眼盯着图看，很容易把“变亮了”当成“变好了”。</w:t>
+      </w:r>
+    </w:p>
     <w:sectPr>
       <w:pgSz w:w="12240" w:h="15840"/>
       <w:pgMar w:top="1440" w:right="1800" w:bottom="1440" w:left="1800" w:header="720" w:footer="720" w:gutter="0"/>

--- a/experiments/exp1-histogram/report/实验一-数字图像读取及色彩亮度对比度变化.docx
+++ b/experiments/exp1-histogram/report/实验一-数字图像读取及色彩亮度对比度变化.docx
@@ -2,179 +2,340 @@
 <file path=word/document.xml><?xml version="1.0" encoding="utf-8"?>
 <w:document xmlns:wpc="http://schemas.microsoft.com/office/word/2010/wordprocessingCanvas" xmlns:mo="http://schemas.microsoft.com/office/mac/office/2008/main" xmlns:mc="http://schemas.openxmlformats.org/markup-compatibility/2006" xmlns:mv="urn:schemas-microsoft-com:mac:vml" xmlns:o="urn:schemas-microsoft-com:office:office" xmlns:r="http://schemas.openxmlformats.org/officeDocument/2006/relationships" xmlns:m="http://schemas.openxmlformats.org/officeDocument/2006/math" xmlns:v="urn:schemas-microsoft-com:vml" xmlns:wp14="http://schemas.microsoft.com/office/word/2010/wordprocessingDrawing" xmlns:wp="http://schemas.openxmlformats.org/drawingml/2006/wordprocessingDrawing" xmlns:w10="urn:schemas-microsoft-com:office:word" xmlns:w="http://schemas.openxmlformats.org/wordprocessingml/2006/main" xmlns:w14="http://schemas.microsoft.com/office/word/2010/wordml" xmlns:wpg="http://schemas.microsoft.com/office/word/2010/wordprocessingGroup" xmlns:wpi="http://schemas.microsoft.com/office/word/2010/wordprocessingInk" xmlns:wne="http://schemas.microsoft.com/office/word/2006/wordml" xmlns:wps="http://schemas.microsoft.com/office/word/2010/wordprocessingShape" mc:Ignorable="w14 wp14">
   <w:body>
-    <w:p/>
-    <w:p/>
-    <w:p/>
     <w:p>
       <w:pPr>
-        <w:spacing w:before="0" w:after="120" w:line="360" w:lineRule="auto"/>
+        <w:jc w:val="both"/>
+      </w:pPr>
+      <w:r>
+        <w:rPr>
+          <w:rFonts w:ascii="Times" w:hAnsi="Times" w:cs="Times"/>
+          <w:sz w:val="32"/>
+          <w:sz-cs w:val="32"/>
+        </w:rPr>
+        <w:t xml:space="preserve"/>
+      </w:r>
+    </w:p>
+    <w:p>
+      <w:pPr>
+        <w:jc w:val="both"/>
+      </w:pPr>
+      <w:r>
+        <w:rPr>
+          <w:rFonts w:ascii="Times New Roman" w:hAnsi="Times New Roman" w:cs="Times New Roman"/>
+          <w:sz w:val="21"/>
+          <w:sz-cs w:val="21"/>
+          <w:color w:val="FF0000"/>
+        </w:rPr>
+        <w:t xml:space="preserve"/>
+      </w:r>
+    </w:p>
+    <w:p>
+      <w:pPr>
+        <w:jc w:val="both"/>
+      </w:pPr>
+      <w:r>
+        <w:rPr>
+          <w:rFonts w:ascii="Times New Roman" w:hAnsi="Times New Roman" w:cs="Times New Roman"/>
+          <w:sz w:val="21"/>
+          <w:sz-cs w:val="21"/>
+          <w:color w:val="FF0000"/>
+        </w:rPr>
+        <w:t xml:space="preserve"/>
+      </w:r>
+    </w:p>
+    <w:p>
+      <w:pPr>
         <w:jc w:val="center"/>
       </w:pPr>
       <w:r>
         <w:rPr>
-          <w:rFonts w:ascii="Times New Roman" w:hAnsi="Times New Roman" w:eastAsia="黑体"/>
+          <w:rFonts w:ascii="Times New Roman" w:hAnsi="Times New Roman" w:cs="Times New Roman"/>
+          <w:sz w:val="28"/>
+          <w:sz-cs w:val="28"/>
           <w:b/>
-          <w:color w:val="000000"/>
-          <w:sz w:val="44"/>
         </w:rPr>
-        <w:t>数字图像处理实验报告书</w:t>
+        <w:t xml:space="preserve"/>
       </w:r>
     </w:p>
-    <w:p/>
     <w:p>
       <w:pPr>
-        <w:spacing w:before="0" w:after="120" w:line="360" w:lineRule="auto"/>
         <w:jc w:val="center"/>
       </w:pPr>
       <w:r>
         <w:rPr>
-          <w:rFonts w:ascii="Times New Roman" w:hAnsi="Times New Roman" w:eastAsia="黑体"/>
+          <w:rFonts w:ascii="Times New Roman" w:hAnsi="Times New Roman" w:cs="Times New Roman"/>
+          <w:sz w:val="28"/>
+          <w:sz-cs w:val="28"/>
           <w:b/>
-          <w:color w:val="000000"/>
-          <w:sz w:val="44"/>
         </w:rPr>
-        <w:t>实验一  数字图像读取及色彩、亮度、对比度变化</w:t>
+        <w:t xml:space="preserve"/>
       </w:r>
     </w:p>
     <w:p>
       <w:pPr>
-        <w:spacing w:before="0" w:after="120" w:line="360" w:lineRule="auto"/>
-        <w:jc w:val="both"/>
+        <w:jc w:val="center"/>
+        <w:spacing w:before="312"/>
       </w:pPr>
       <w:r>
         <w:rPr>
-          <w:rFonts w:ascii="Times New Roman" w:hAnsi="Times New Roman" w:eastAsia="宋体"/>
-          <w:b/>
-          <w:color w:val="000000"/>
-          <w:sz w:val="28"/>
+          <w:rFonts w:ascii="Times New Roman" w:hAnsi="Times New Roman" w:cs="Times New Roman"/>
+          <w:sz w:val="72"/>
+          <w:sz-cs w:val="72"/>
+          <w:spacing w:val="20"/>
         </w:rPr>
-        <w:t xml:space="preserve">实验展示链接（在线可交互演示）</w:t>
+        <w:t xml:space="preserve">数字图像处理实验报告书</w:t>
       </w:r>
     </w:p>
     <w:p>
       <w:pPr>
-        <w:spacing w:before="0" w:after="120" w:line="360" w:lineRule="auto"/>
         <w:jc w:val="both"/>
+        <w:ind w:first-line="897"/>
       </w:pPr>
       <w:r>
         <w:rPr>
-          <w:rFonts w:ascii="Times New Roman" w:hAnsi="Times New Roman" w:eastAsia="宋体"/>
-          <w:b w:val="0"/>
-          <w:color w:val="0563C1"/>
+          <w:rFonts w:ascii="STKaiti" w:hAnsi="STKaiti" w:cs="STKaiti"/>
+          <w:sz w:val="44"/>
+          <w:sz-cs w:val="44"/>
+        </w:rPr>
+        <w:t xml:space="preserve">                                    </w:t>
+      </w:r>
+      <w:r>
+        <w:rPr>
+          <w:rFonts w:ascii="Times New Roman" w:hAnsi="Times New Roman" w:cs="Times New Roman"/>
           <w:sz w:val="24"/>
+          <w:sz-cs w:val="24"/>
+          <w:color w:val="008000"/>
         </w:rPr>
-        <w:t xml:space="preserve">https://gutsyang-diplab.streamlit.app</w:t>
+        <w:t xml:space="preserve"/>
       </w:r>
     </w:p>
     <w:p>
       <w:pPr>
-        <w:spacing w:before="0" w:after="120" w:line="360" w:lineRule="auto"/>
-        <w:jc w:val="both"/>
-      </w:pPr>
-      <w:r>
-        <w:rPr>
-          <w:rFonts w:ascii="Times New Roman" w:hAnsi="Times New Roman" w:eastAsia="宋体"/>
-          <w:b w:val="0"/>
-          <w:color w:val="000000"/>
-          <w:sz w:val="21"/>
-        </w:rPr>
-        <w:t xml:space="preserve">本报告的全部实验结果均可在上述在线平台中交互查看，支持自行上传图像并实时调节参数。</w:t>
-      </w:r>
-    </w:p>
-    <w:p/>
-    <w:p/>
-    <w:p/>
-    <w:p/>
-    <w:p/>
-    <w:p/>
-    <w:p>
-      <w:pPr>
-        <w:spacing w:after="200"/>
         <w:jc w:val="center"/>
       </w:pPr>
       <w:r>
         <w:rPr>
-          <w:rFonts w:ascii="Times New Roman" w:hAnsi="Times New Roman" w:eastAsia="宋体"/>
-          <w:b w:val="0"/>
-          <w:color w:val="000000"/>
-          <w:sz w:val="28"/>
+          <w:rFonts w:ascii="STKaiti" w:hAnsi="STKaiti" w:cs="STKaiti"/>
+          <w:sz w:val="44"/>
+          <w:sz-cs w:val="44"/>
+          <w:u w:val="single"/>
         </w:rPr>
-        <w:t>学  院        计算机科学与工程学院</w:t>
+        <w:t xml:space="preserve"/>
       </w:r>
     </w:p>
     <w:p>
       <w:pPr>
-        <w:spacing w:after="200"/>
         <w:jc w:val="center"/>
       </w:pPr>
       <w:r>
         <w:rPr>
-          <w:rFonts w:ascii="Times New Roman" w:hAnsi="Times New Roman" w:eastAsia="宋体"/>
-          <w:b w:val="0"/>
-          <w:color w:val="000000"/>
-          <w:sz w:val="28"/>
+          <w:rFonts w:ascii="STKaiti" w:hAnsi="STKaiti" w:cs="STKaiti"/>
+          <w:sz w:val="44"/>
+          <w:sz-cs w:val="44"/>
+          <w:u w:val="single"/>
         </w:rPr>
-        <w:t xml:space="preserve">专  业        </w:t>
+        <w:t xml:space="preserve"/>
       </w:r>
     </w:p>
     <w:p>
       <w:pPr>
-        <w:spacing w:after="200"/>
-        <w:jc w:val="center"/>
+        <w:jc w:val="both"/>
+        <w:ind w:first-line="1976"/>
       </w:pPr>
       <w:r>
         <w:rPr>
-          <w:rFonts w:ascii="Times New Roman" w:hAnsi="Times New Roman" w:eastAsia="宋体"/>
-          <w:b w:val="0"/>
-          <w:color w:val="000000"/>
-          <w:sz w:val="28"/>
+          <w:rFonts w:ascii="Times" w:hAnsi="Times" w:cs="Times"/>
+          <w:sz w:val="30"/>
+          <w:sz-cs w:val="30"/>
+          <w:b/>
         </w:rPr>
-        <w:t xml:space="preserve">学生姓名        </w:t>
+        <w:t xml:space="preserve">学  院   </w:t>
+      </w:r>
+      <w:r>
+        <w:rPr>
+          <w:rFonts w:ascii="Times" w:hAnsi="Times" w:cs="Times"/>
+          <w:sz w:val="30"/>
+          <w:sz-cs w:val="30"/>
+          <w:b/>
+          <w:u w:val="single"/>
+        </w:rPr>
+        <w:t xml:space="preserve">    计算机科学与工程学院 </w:t>
       </w:r>
     </w:p>
     <w:p>
       <w:pPr>
-        <w:spacing w:after="200"/>
-        <w:jc w:val="center"/>
+        <w:jc w:val="both"/>
+        <w:ind w:first-line="1976"/>
       </w:pPr>
       <w:r>
         <w:rPr>
-          <w:rFonts w:ascii="Times New Roman" w:hAnsi="Times New Roman" w:eastAsia="宋体"/>
-          <w:b w:val="0"/>
-          <w:color w:val="000000"/>
-          <w:sz w:val="28"/>
+          <w:rFonts w:ascii="Times" w:hAnsi="Times" w:cs="Times"/>
+          <w:sz w:val="30"/>
+          <w:sz-cs w:val="30"/>
+          <w:b/>
         </w:rPr>
-        <w:t xml:space="preserve">学生学号        </w:t>
+        <w:t xml:space="preserve">专  业   </w:t>
+      </w:r>
+      <w:r>
+        <w:rPr>
+          <w:rFonts w:ascii="Times" w:hAnsi="Times" w:cs="Times"/>
+          <w:sz w:val="30"/>
+          <w:sz-cs w:val="30"/>
+          <w:b/>
+          <w:u w:val="single"/>
+        </w:rPr>
+        <w:t xml:space="preserve">     计算机科学与技术    </w:t>
+      </w:r>
+      <w:r>
+        <w:rPr>
+          <w:rFonts w:ascii="Times" w:hAnsi="Times" w:cs="Times"/>
+          <w:sz w:val="30"/>
+          <w:sz-cs w:val="30"/>
+          <w:b/>
+        </w:rPr>
+        <w:t xml:space="preserve"/>
       </w:r>
     </w:p>
     <w:p>
       <w:pPr>
-        <w:spacing w:after="200"/>
-        <w:jc w:val="center"/>
+        <w:jc w:val="both"/>
+        <w:ind w:first-line="1976"/>
       </w:pPr>
       <w:r>
         <w:rPr>
-          <w:rFonts w:ascii="Times New Roman" w:hAnsi="Times New Roman" w:eastAsia="宋体"/>
-          <w:b w:val="0"/>
-          <w:color w:val="000000"/>
-          <w:sz w:val="28"/>
+          <w:rFonts w:ascii="Times" w:hAnsi="Times" w:cs="Times"/>
+          <w:sz w:val="30"/>
+          <w:sz-cs w:val="30"/>
+          <w:b/>
         </w:rPr>
-        <w:t>任课教师        沃  焱</w:t>
+        <w:t xml:space="preserve">学生姓名 </w:t>
+      </w:r>
+      <w:r>
+        <w:rPr>
+          <w:rFonts w:ascii="Times" w:hAnsi="Times" w:cs="Times"/>
+          <w:sz w:val="30"/>
+          <w:sz-cs w:val="30"/>
+          <w:b/>
+          <w:u w:val="single"/>
+        </w:rPr>
+        <w:t xml:space="preserve">         廖晨扬          </w:t>
       </w:r>
     </w:p>
     <w:p>
       <w:pPr>
-        <w:spacing w:after="200"/>
-        <w:jc w:val="center"/>
+        <w:jc w:val="both"/>
+        <w:ind w:first-line="1976"/>
       </w:pPr>
       <w:r>
         <w:rPr>
-          <w:rFonts w:ascii="Times New Roman" w:hAnsi="Times New Roman" w:eastAsia="宋体"/>
-          <w:b w:val="0"/>
-          <w:color w:val="000000"/>
-          <w:sz w:val="28"/>
+          <w:rFonts w:ascii="Times" w:hAnsi="Times" w:cs="Times"/>
+          <w:sz w:val="30"/>
+          <w:sz-cs w:val="30"/>
+          <w:b/>
         </w:rPr>
-        <w:t xml:space="preserve">成  绩        </w:t>
+        <w:t xml:space="preserve">学生学号 </w:t>
+      </w:r>
+      <w:r>
+        <w:rPr>
+          <w:rFonts w:ascii="Times" w:hAnsi="Times" w:cs="Times"/>
+          <w:sz w:val="30"/>
+          <w:sz-cs w:val="30"/>
+          <w:b/>
+          <w:u w:val="single"/>
+        </w:rPr>
+        <w:t xml:space="preserve">       202330451061      </w:t>
+      </w:r>
+      <w:r>
+        <w:rPr>
+          <w:rFonts w:ascii="Times" w:hAnsi="Times" w:cs="Times"/>
+          <w:sz w:val="30"/>
+          <w:sz-cs w:val="30"/>
+          <w:b/>
+        </w:rPr>
+        <w:t xml:space="preserve"/>
+      </w:r>
+    </w:p>
+    <w:p>
+      <w:pPr>
+        <w:jc w:val="both"/>
+        <w:ind w:first-line="1976"/>
+      </w:pPr>
+      <w:r>
+        <w:rPr>
+          <w:rFonts w:ascii="Times" w:hAnsi="Times" w:cs="Times"/>
+          <w:sz w:val="30"/>
+          <w:sz-cs w:val="30"/>
+          <w:b/>
+        </w:rPr>
+        <w:t xml:space="preserve">任课教师 </w:t>
+      </w:r>
+      <w:r>
+        <w:rPr>
+          <w:rFonts w:ascii="Times" w:hAnsi="Times" w:cs="Times"/>
+          <w:sz w:val="30"/>
+          <w:sz-cs w:val="30"/>
+          <w:b/>
+          <w:u w:val="single"/>
+        </w:rPr>
+        <w:t xml:space="preserve">        沃      焱       </w:t>
+      </w:r>
+      <w:r>
+        <w:rPr>
+          <w:rFonts w:ascii="Times" w:hAnsi="Times" w:cs="Times"/>
+          <w:sz w:val="30"/>
+          <w:sz-cs w:val="30"/>
+          <w:b/>
+        </w:rPr>
+        <w:t xml:space="preserve"/>
+      </w:r>
+    </w:p>
+    <w:p>
+      <w:pPr>
+        <w:jc w:val="both"/>
+        <w:ind w:first-line="1976"/>
+      </w:pPr>
+      <w:r>
+        <w:rPr>
+          <w:rFonts w:ascii="Times" w:hAnsi="Times" w:cs="Times"/>
+          <w:sz w:val="30"/>
+          <w:sz-cs w:val="30"/>
+          <w:b/>
+        </w:rPr>
+        <w:t xml:space="preserve">成    绩 </w:t>
+      </w:r>
+      <w:r>
+        <w:rPr>
+          <w:rFonts w:ascii="Times" w:hAnsi="Times" w:cs="Times"/>
+          <w:sz w:val="30"/>
+          <w:sz-cs w:val="30"/>
+          <w:b/>
+          <w:u w:val="single"/>
+        </w:rPr>
+        <w:t xml:space="preserve">                         </w:t>
+      </w:r>
+      <w:r>
+        <w:rPr>
+          <w:rFonts w:ascii="Times" w:hAnsi="Times" w:cs="Times"/>
+          <w:sz w:val="30"/>
+          <w:sz-cs w:val="30"/>
+          <w:b/>
+        </w:rPr>
+        <w:t xml:space="preserve"/>
+      </w:r>
+    </w:p>
+    <w:p>
+      <w:pPr>
+        <w:jc w:val="both"/>
+        <w:ind w:first-line="420"/>
+      </w:pPr>
+      <w:r>
+        <w:rPr>
+          <w:rFonts w:ascii="Times New Roman" w:hAnsi="Times New Roman" w:cs="Times New Roman"/>
+          <w:sz w:val="21"/>
+          <w:sz-cs w:val="21"/>
+          <w:color w:val="008000"/>
+        </w:rPr>
+        <w:t xml:space="preserve"/>
       </w:r>
     </w:p>
     <w:p>

--- a/experiments/exp1-histogram/report/实验一-数字图像读取及色彩亮度对比度变化.docx
+++ b/experiments/exp1-histogram/report/实验一-数字图像读取及色彩亮度对比度变化.docx
@@ -875,7 +875,7 @@
       <w:r>
         <w:drawing>
           <wp:inline xmlns:a="http://schemas.openxmlformats.org/drawingml/2006/main" xmlns:pic="http://schemas.openxmlformats.org/drawingml/2006/picture">
-            <wp:extent cx="5400000" cy="1350000"/>
+            <wp:extent cx="5486400" cy="1371600"/>
             <wp:docPr id="1" name="Picture 1"/>
             <wp:cNvGraphicFramePr>
               <a:graphicFrameLocks noChangeAspect="1"/>
@@ -930,7 +930,7 @@
       <w:r>
         <w:drawing>
           <wp:inline xmlns:a="http://schemas.openxmlformats.org/drawingml/2006/main" xmlns:pic="http://schemas.openxmlformats.org/drawingml/2006/picture">
-            <wp:extent cx="5400000" cy="1800000"/>
+            <wp:extent cx="5486400" cy="1828800"/>
             <wp:docPr id="2" name="Picture 2"/>
             <wp:cNvGraphicFramePr>
               <a:graphicFrameLocks noChangeAspect="1"/>
